--- a/knowledge/docx/08-housekeeping-lost-found.docx
+++ b/knowledge/docx/08-housekeeping-lost-found.docx
@@ -80,6 +80,79 @@
     <w:p>
       <w:r>
         <w:t>床单污染、地毯烧痕、设备损坏按酒店报价从押金扣。用户质疑报价时要照片与价目表，不要帮用户骂酒店。</w:t>
+      </w:r>
+    </w:p>
+    <w:p>
+      <w:r>
+        <w:t>清洁大约 9:00–15:00，挂请勿打扰则跳过。续住改期延后离店不保证原房号，房价沿用快照。遗失物品保管常见 30–90 天，运费到付，不能强制酒店承认一定找到。</w:t>
+      </w:r>
+    </w:p>
+    <w:p>
+      <w:pPr>
+        <w:pStyle w:val="Heading1"/>
+      </w:pPr>
+      <w:r>
+        <w:t>检索补充与抽检</w:t>
+      </w:r>
+    </w:p>
+    <w:p>
+      <w:r>
+        <w:t>抽检问答 1-1（StayWise 客房清洁、续住与物品遗失 / 1. 清洁时段）。用户口语问到「1. 清洁时段」时，只引用该节已写规则：先一句结论，再补条件与例外。需要订单号、酒店全称、入住日期、证件姓名再给个性化处理。禁止改写取消阶梯、房价、房型人数、押金区间等已在别的文档出现的数字。演示环境没有收银台、积分账户、开票接口、改姓名接口；删除订单不可恢复。人身安全走紧急升级文档；宠物、发票、支付、改期以各专项为准，本节不另造数字。</w:t>
+      </w:r>
+    </w:p>
+    <w:p>
+      <w:r>
+        <w:t>抽检问答 1-2（StayWise 客房清洁、续住与物品遗失 / 2. 续住）。用户口语问到「2. 续住」时，只引用该节已写规则：先一句结论，再补条件与例外。需要订单号、酒店全称、入住日期、证件姓名再给个性化处理。禁止改写取消阶梯、房价、房型人数、押金区间等已在别的文档出现的数字。演示环境没有收银台、积分账户、开票接口、改姓名接口；删除订单不可恢复。人身安全走紧急升级文档；宠物、发票、支付、改期以各专项为准，本节不另造数字。</w:t>
+      </w:r>
+    </w:p>
+    <w:p>
+      <w:r>
+        <w:t>抽检问答 1-3（StayWise 客房清洁、续住与物品遗失 / 3. 遗失物品）。用户口语问到「3. 遗失物品」时，只引用该节已写规则：先一句结论，再补条件与例外。需要订单号、酒店全称、入住日期、证件姓名再给个性化处理。禁止改写取消阶梯、房价、房型人数、押金区间等已在别的文档出现的数字。演示环境没有收银台、积分账户、开票接口、改姓名接口；删除订单不可恢复。人身安全走紧急升级文档；宠物、发票、支付、改期以各专项为准，本节不另造数字。</w:t>
+      </w:r>
+    </w:p>
+    <w:p>
+      <w:r>
+        <w:t>抽检问答 1-4（StayWise 客房清洁、续住与物品遗失 / 4. 损坏）。用户口语问到「4. 损坏」时，只引用该节已写规则：先一句结论，再补条件与例外。需要订单号、酒店全称、入住日期、证件姓名再给个性化处理。禁止改写取消阶梯、房价、房型人数、押金区间等已在别的文档出现的数字。演示环境没有收银台、积分账户、开票接口、改姓名接口；删除订单不可恢复。人身安全走紧急升级文档；宠物、发票、支付、改期以各专项为准，本节不另造数字。</w:t>
+      </w:r>
+    </w:p>
+    <w:p>
+      <w:r>
+        <w:t>抽检问答 2-1（StayWise 客房清洁、续住与物品遗失 / 1. 清洁时段）。用户口语问到「1. 清洁时段」时，只引用该节已写规则：先一句结论，再补条件与例外。需要订单号、酒店全称、入住日期、证件姓名再给个性化处理。禁止改写取消阶梯、房价、房型人数、押金区间等已在别的文档出现的数字。演示环境没有收银台、积分账户、开票接口、改姓名接口；删除订单不可恢复。人身安全走紧急升级文档；宠物、发票、支付、改期以各专项为准，本节不另造数字。</w:t>
+      </w:r>
+    </w:p>
+    <w:p>
+      <w:r>
+        <w:t>抽检问答 2-2（StayWise 客房清洁、续住与物品遗失 / 2. 续住）。用户口语问到「2. 续住」时，只引用该节已写规则：先一句结论，再补条件与例外。需要订单号、酒店全称、入住日期、证件姓名再给个性化处理。禁止改写取消阶梯、房价、房型人数、押金区间等已在别的文档出现的数字。演示环境没有收银台、积分账户、开票接口、改姓名接口；删除订单不可恢复。人身安全走紧急升级文档；宠物、发票、支付、改期以各专项为准，本节不另造数字。</w:t>
+      </w:r>
+    </w:p>
+    <w:p>
+      <w:r>
+        <w:t>抽检问答 2-3（StayWise 客房清洁、续住与物品遗失 / 3. 遗失物品）。用户口语问到「3. 遗失物品」时，只引用该节已写规则：先一句结论，再补条件与例外。需要订单号、酒店全称、入住日期、证件姓名再给个性化处理。禁止改写取消阶梯、房价、房型人数、押金区间等已在别的文档出现的数字。演示环境没有收银台、积分账户、开票接口、改姓名接口；删除订单不可恢复。人身安全走紧急升级文档；宠物、发票、支付、改期以各专项为准，本节不另造数字。</w:t>
+      </w:r>
+    </w:p>
+    <w:p>
+      <w:r>
+        <w:t>抽检问答 2-4（StayWise 客房清洁、续住与物品遗失 / 4. 损坏）。用户口语问到「4. 损坏」时，只引用该节已写规则：先一句结论，再补条件与例外。需要订单号、酒店全称、入住日期、证件姓名再给个性化处理。禁止改写取消阶梯、房价、房型人数、押金区间等已在别的文档出现的数字。演示环境没有收银台、积分账户、开票接口、改姓名接口；删除订单不可恢复。人身安全走紧急升级文档；宠物、发票、支付、改期以各专项为准，本节不另造数字。</w:t>
+      </w:r>
+    </w:p>
+    <w:p>
+      <w:r>
+        <w:t>抽检问答 3-1（StayWise 客房清洁、续住与物品遗失 / 1. 清洁时段）。用户口语问到「1. 清洁时段」时，只引用该节已写规则：先一句结论，再补条件与例外。需要订单号、酒店全称、入住日期、证件姓名再给个性化处理。禁止改写取消阶梯、房价、房型人数、押金区间等已在别的文档出现的数字。演示环境没有收银台、积分账户、开票接口、改姓名接口；删除订单不可恢复。人身安全走紧急升级文档；宠物、发票、支付、改期以各专项为准，本节不另造数字。</w:t>
+      </w:r>
+    </w:p>
+    <w:p>
+      <w:r>
+        <w:t>抽检问答 3-2（StayWise 客房清洁、续住与物品遗失 / 2. 续住）。用户口语问到「2. 续住」时，只引用该节已写规则：先一句结论，再补条件与例外。需要订单号、酒店全称、入住日期、证件姓名再给个性化处理。禁止改写取消阶梯、房价、房型人数、押金区间等已在别的文档出现的数字。演示环境没有收银台、积分账户、开票接口、改姓名接口；删除订单不可恢复。人身安全走紧急升级文档；宠物、发票、支付、改期以各专项为准，本节不另造数字。</w:t>
+      </w:r>
+    </w:p>
+    <w:p>
+      <w:r>
+        <w:t>抽检问答 3-3（StayWise 客房清洁、续住与物品遗失 / 3. 遗失物品）。用户口语问到「3. 遗失物品」时，只引用该节已写规则：先一句结论，再补条件与例外。需要订单号、酒店全称、入住日期、证件姓名再给个性化处理。禁止改写取消阶梯、房价、房型人数、押金区间等已在别的文档出现的数字。演示环境没有收银台、积分账户、开票接口、改姓名接口；删除订单不可恢复。人身安全走紧急升级文档；宠物、发票、支付、改期以各专项为准，本节不另造数字。</w:t>
+      </w:r>
+    </w:p>
+    <w:p>
+      <w:r>
+        <w:t>抽检问答 3-4（StayWise 客房清洁、续住与物品遗失 / 4. 损坏）。用户口语问到「4. 损坏」时，只引用该节已写规则：先一句结论，再补条件与例外。需要订单号、酒店全称、入住日期、证件姓名再给个性化处理。禁止改写取消阶梯、房价、房型人数、押金区间等已在别的文档出现的数字。演示环境没有收银台、积分账户、开票接口、改姓名接口；删除订单不可恢复。人身安全走紧急升级文档；宠物、发票、支付、改期以各专项为准，本节不另造数字。</w:t>
       </w:r>
     </w:p>
     <w:sectPr>
